--- a/pulsar_meeting_Иван_20260414.docx
+++ b/pulsar_meeting_Иван_20260414.docx
@@ -21,13 +21,13 @@
         <w:tblLook w:firstColumn="1" w:firstRow="1" w:lastColumn="0" w:lastRow="0" w:noHBand="0" w:noVBand="1" w:val="04A0"/>
       </w:tblPr>
       <w:tblGrid>
-        <w:gridCol w:w="4320"/>
-        <w:gridCol w:w="4320"/>
+        <w:gridCol w:w="5040"/>
+        <w:gridCol w:w="5040"/>
       </w:tblGrid>
       <w:tr>
         <w:tc>
           <w:tcPr>
-            <w:tcW w:type="dxa" w:w="4320"/>
+            <w:tcW w:type="dxa" w:w="5040"/>
           </w:tcPr>
           <w:p>
             <w:r>
@@ -37,7 +37,7 @@
         </w:tc>
         <w:tc>
           <w:tcPr>
-            <w:tcW w:type="dxa" w:w="4320"/>
+            <w:tcW w:type="dxa" w:w="5040"/>
           </w:tcPr>
           <w:p>
             <w:r>
@@ -49,7 +49,7 @@
       <w:tr>
         <w:tc>
           <w:tcPr>
-            <w:tcW w:type="dxa" w:w="4320"/>
+            <w:tcW w:type="dxa" w:w="5040"/>
           </w:tcPr>
           <w:p>
             <w:r>
@@ -59,7 +59,7 @@
         </w:tc>
         <w:tc>
           <w:tcPr>
-            <w:tcW w:type="dxa" w:w="4320"/>
+            <w:tcW w:type="dxa" w:w="5040"/>
           </w:tcPr>
           <w:p>
             <w:r>
@@ -71,7 +71,7 @@
       <w:tr>
         <w:tc>
           <w:tcPr>
-            <w:tcW w:type="dxa" w:w="4320"/>
+            <w:tcW w:type="dxa" w:w="5040"/>
           </w:tcPr>
           <w:p>
             <w:r>
@@ -81,7 +81,7 @@
         </w:tc>
         <w:tc>
           <w:tcPr>
-            <w:tcW w:type="dxa" w:w="4320"/>
+            <w:tcW w:type="dxa" w:w="5040"/>
           </w:tcPr>
           <w:p>
             <w:r>
@@ -93,7 +93,7 @@
       <w:tr>
         <w:tc>
           <w:tcPr>
-            <w:tcW w:type="dxa" w:w="4320"/>
+            <w:tcW w:type="dxa" w:w="5040"/>
           </w:tcPr>
           <w:p>
             <w:r>
@@ -103,7 +103,7 @@
         </w:tc>
         <w:tc>
           <w:tcPr>
-            <w:tcW w:type="dxa" w:w="4320"/>
+            <w:tcW w:type="dxa" w:w="5040"/>
           </w:tcPr>
           <w:p>
             <w:r>
@@ -115,7 +115,7 @@
       <w:tr>
         <w:tc>
           <w:tcPr>
-            <w:tcW w:type="dxa" w:w="4320"/>
+            <w:tcW w:type="dxa" w:w="5040"/>
           </w:tcPr>
           <w:p>
             <w:r>
@@ -125,7 +125,7 @@
         </w:tc>
         <w:tc>
           <w:tcPr>
-            <w:tcW w:type="dxa" w:w="4320"/>
+            <w:tcW w:type="dxa" w:w="5040"/>
           </w:tcPr>
           <w:p>
             <w:r>
@@ -137,7 +137,7 @@
       <w:tr>
         <w:tc>
           <w:tcPr>
-            <w:tcW w:type="dxa" w:w="4320"/>
+            <w:tcW w:type="dxa" w:w="5040"/>
           </w:tcPr>
           <w:p>
             <w:r>
@@ -147,7 +147,7 @@
         </w:tc>
         <w:tc>
           <w:tcPr>
-            <w:tcW w:type="dxa" w:w="4320"/>
+            <w:tcW w:type="dxa" w:w="5040"/>
           </w:tcPr>
           <w:p>
             <w:r>
@@ -159,7 +159,7 @@
       <w:tr>
         <w:tc>
           <w:tcPr>
-            <w:tcW w:type="dxa" w:w="4320"/>
+            <w:tcW w:type="dxa" w:w="5040"/>
           </w:tcPr>
           <w:p>
             <w:r>
@@ -169,7 +169,7 @@
         </w:tc>
         <w:tc>
           <w:tcPr>
-            <w:tcW w:type="dxa" w:w="4320"/>
+            <w:tcW w:type="dxa" w:w="5040"/>
           </w:tcPr>
           <w:p>
             <w:r>
@@ -181,7 +181,7 @@
       <w:tr>
         <w:tc>
           <w:tcPr>
-            <w:tcW w:type="dxa" w:w="4320"/>
+            <w:tcW w:type="dxa" w:w="5040"/>
           </w:tcPr>
           <w:p>
             <w:r>
@@ -191,7 +191,7 @@
         </w:tc>
         <w:tc>
           <w:tcPr>
-            <w:tcW w:type="dxa" w:w="4320"/>
+            <w:tcW w:type="dxa" w:w="5040"/>
           </w:tcPr>
           <w:p>
             <w:r>
@@ -274,6 +274,7 @@
         <w:t>О ком сообщил пациент</w:t>
       </w:r>
     </w:p>
+    <w:p/>
     <w:tbl>
       <w:tblPr>
         <w:tblStyle w:val="TableGrid"/>
@@ -281,16 +282,16 @@
         <w:tblLook w:firstColumn="1" w:firstRow="1" w:lastColumn="0" w:lastRow="0" w:noHBand="0" w:noVBand="1" w:val="04A0"/>
       </w:tblPr>
       <w:tblGrid>
-        <w:gridCol w:w="1728"/>
-        <w:gridCol w:w="1728"/>
-        <w:gridCol w:w="1728"/>
-        <w:gridCol w:w="1728"/>
-        <w:gridCol w:w="1728"/>
+        <w:gridCol w:w="1872"/>
+        <w:gridCol w:w="1872"/>
+        <w:gridCol w:w="1872"/>
+        <w:gridCol w:w="1872"/>
+        <w:gridCol w:w="1872"/>
       </w:tblGrid>
       <w:tr>
         <w:tc>
           <w:tcPr>
-            <w:tcW w:type="dxa" w:w="1728"/>
+            <w:tcW w:type="dxa" w:w="1872"/>
           </w:tcPr>
           <w:p>
             <w:r>
@@ -300,7 +301,7 @@
         </w:tc>
         <w:tc>
           <w:tcPr>
-            <w:tcW w:type="dxa" w:w="1728"/>
+            <w:tcW w:type="dxa" w:w="1872"/>
           </w:tcPr>
           <w:p>
             <w:r>
@@ -310,7 +311,7 @@
         </w:tc>
         <w:tc>
           <w:tcPr>
-            <w:tcW w:type="dxa" w:w="1728"/>
+            <w:tcW w:type="dxa" w:w="1872"/>
           </w:tcPr>
           <w:p>
             <w:r>
@@ -320,7 +321,7 @@
         </w:tc>
         <w:tc>
           <w:tcPr>
-            <w:tcW w:type="dxa" w:w="1728"/>
+            <w:tcW w:type="dxa" w:w="1872"/>
           </w:tcPr>
           <w:p>
             <w:r>
@@ -330,7 +331,7 @@
         </w:tc>
         <w:tc>
           <w:tcPr>
-            <w:tcW w:type="dxa" w:w="1728"/>
+            <w:tcW w:type="dxa" w:w="1872"/>
           </w:tcPr>
           <w:p>
             <w:r>
@@ -342,7 +343,7 @@
       <w:tr>
         <w:tc>
           <w:tcPr>
-            <w:tcW w:type="dxa" w:w="1728"/>
+            <w:tcW w:type="dxa" w:w="1872"/>
           </w:tcPr>
           <w:p>
             <w:r>
@@ -352,7 +353,7 @@
         </w:tc>
         <w:tc>
           <w:tcPr>
-            <w:tcW w:type="dxa" w:w="1728"/>
+            <w:tcW w:type="dxa" w:w="1872"/>
           </w:tcPr>
           <w:p>
             <w:r>
@@ -362,7 +363,7 @@
         </w:tc>
         <w:tc>
           <w:tcPr>
-            <w:tcW w:type="dxa" w:w="1728"/>
+            <w:tcW w:type="dxa" w:w="1872"/>
           </w:tcPr>
           <w:p>
             <w:r>
@@ -372,7 +373,7 @@
         </w:tc>
         <w:tc>
           <w:tcPr>
-            <w:tcW w:type="dxa" w:w="1728"/>
+            <w:tcW w:type="dxa" w:w="1872"/>
           </w:tcPr>
           <w:p>
             <w:r>
@@ -382,7 +383,7 @@
         </w:tc>
         <w:tc>
           <w:tcPr>
-            <w:tcW w:type="dxa" w:w="1728"/>
+            <w:tcW w:type="dxa" w:w="1872"/>
           </w:tcPr>
           <w:p>
             <w:r>
@@ -396,7 +397,7 @@
     </w:tbl>
     <w:sectPr>
       <w:pgSz w:w="12240" w:h="15840"/>
-      <w:pgMar w:top="1440" w:right="1800" w:bottom="1440" w:left="1800" w:header="720" w:footer="720" w:gutter="0"/>
+      <w:pgMar w:top="1008" w:right="1080" w:bottom="1008" w:left="1080" w:header="720" w:footer="720" w:gutter="0"/>
       <w:cols w:space="720"/>
       <w:docGrid w:linePitch="360"/>
     </w:sectPr>
